--- a/reports/peinado_1012953314_assignment1_revised.docx
+++ b/reports/peinado_1012953314_assignment1_revised.docx
@@ -2,51 +2,6 @@
 <file path=word/document.xml><?xml version="1.0" encoding="utf-8"?>
 <w:document xmlns:wpc="http://schemas.microsoft.com/office/word/2010/wordprocessingCanvas" xmlns:cx="http://schemas.microsoft.com/office/drawing/2014/chartex" xmlns:cx1="http://schemas.microsoft.com/office/drawing/2015/9/8/chartex" xmlns:cx2="http://schemas.microsoft.com/office/drawing/2015/10/21/chartex" xmlns:cx3="http://schemas.microsoft.com/office/drawing/2016/5/9/chartex" xmlns:cx4="http://schemas.microsoft.com/office/drawing/2016/5/10/chartex" xmlns:cx5="http://schemas.microsoft.com/office/drawing/2016/5/11/chartex" xmlns:cx6="http://schemas.microsoft.com/office/drawing/2016/5/12/chartex" xmlns:cx7="http://schemas.microsoft.com/office/drawing/2016/5/13/chartex" xmlns:cx8="http://schemas.microsoft.com/office/drawing/2016/5/14/chartex" xmlns:mc="http://schemas.openxmlformats.org/markup-compatibility/2006" xmlns:aink="http://schemas.microsoft.com/office/drawing/2016/ink" xmlns:am3d="http://schemas.microsoft.com/office/drawing/2017/model3d" xmlns:o="urn:schemas-microsoft-com:office:office" xmlns:oel="http://schemas.microsoft.com/office/2019/extlst" xmlns:r="http://schemas.openxmlformats.org/officeDocument/2006/relationships" xmlns:m="http://schemas.openxmlformats.org/officeDocument/2006/math" xmlns:v="urn:schemas-microsoft-com:vml" xmlns:wp14="http://schemas.microsoft.com/office/word/2010/wordprocessingDrawing" xmlns:wp="http://schemas.openxmlformats.org/drawingml/2006/wordprocessingDrawing" xmlns:w10="urn:schemas-microsoft-com:office:word" xmlns:w="http://schemas.openxmlformats.org/wordprocessingml/2006/main" xmlns:w14="http://schemas.microsoft.com/office/word/2010/wordml" xmlns:w15="http://schemas.microsoft.com/office/word/2012/wordml" xmlns:w16cex="http://schemas.microsoft.com/office/word/2018/wordml/cex" xmlns:w16cid="http://schemas.microsoft.com/office/word/2016/wordml/cid" xmlns:w16="http://schemas.microsoft.com/office/word/2018/wordml" xmlns:w16du="http://schemas.microsoft.com/office/word/2023/wordml/word16du" xmlns:w16sdtdh="http://schemas.microsoft.com/office/word/2020/wordml/sdtdatahash" xmlns:w16sdtfl="http://schemas.microsoft.com/office/word/2024/wordml/sdtformatlock" xmlns:w16se="http://schemas.microsoft.com/office/word/2015/wordml/symex" xmlns:wpg="http://schemas.microsoft.com/office/word/2010/wordprocessingGroup" xmlns:wpi="http://schemas.microsoft.com/office/word/2010/wordprocessingInk" xmlns:wne="http://schemas.microsoft.com/office/word/2006/wordml" xmlns:wps="http://schemas.microsoft.com/office/word/2010/wordprocessingShape" mc:Ignorable="w14 w15 w16se w16cid w16 w16cex w16sdtdh w16sdtfl w16du wp14">
   <w:body>
-    <w:p>
-      <w:pPr>
-        <w:spacing w:after="20"/>
-      </w:pPr>
-      <w:r>
-        <w:rPr>
-          <w:noProof/>
-        </w:rPr>
-        <w:drawing>
-          <wp:inline distT="0" distB="0" distL="0" distR="0" wp14:anchorId="2ACB76AA" wp14:editId="5A941160">
-            <wp:extent cx="1051560" cy="491276"/>
-            <wp:effectExtent l="0" t="0" r="0" b="0"/>
-            <wp:docPr id="6" name="Picture 6"/>
-            <wp:cNvGraphicFramePr>
-              <a:graphicFrameLocks xmlns:a="http://schemas.openxmlformats.org/drawingml/2006/main" noChangeAspect="1"/>
-            </wp:cNvGraphicFramePr>
-            <a:graphic xmlns:a="http://schemas.openxmlformats.org/drawingml/2006/main">
-              <a:graphicData uri="http://schemas.openxmlformats.org/drawingml/2006/picture">
-                <pic:pic xmlns:pic="http://schemas.openxmlformats.org/drawingml/2006/picture">
-                  <pic:nvPicPr>
-                    <pic:cNvPr id="0" name="image.png"/>
-                    <pic:cNvPicPr/>
-                  </pic:nvPicPr>
-                  <pic:blipFill>
-                    <a:blip r:embed="rId8"/>
-                    <a:stretch>
-                      <a:fillRect/>
-                    </a:stretch>
-                  </pic:blipFill>
-                  <pic:spPr>
-                    <a:xfrm>
-                      <a:off x="0" y="0"/>
-                      <a:ext cx="1051560" cy="491276"/>
-                    </a:xfrm>
-                    <a:prstGeom prst="rect">
-                      <a:avLst/>
-                    </a:prstGeom>
-                  </pic:spPr>
-                </pic:pic>
-              </a:graphicData>
-            </a:graphic>
-          </wp:inline>
-        </w:drawing>
-      </w:r>
-    </w:p>
     <w:p>
       <w:pPr>
         <w:pStyle w:val="Title"/>
@@ -69,7 +24,7 @@
       </w:r>
     </w:p>
     <w:p>
-      <w:hyperlink r:id="rId9">
+      <w:hyperlink r:id="rId8">
         <w:r>
           <w:rPr>
             <w:color w:val="086D78"/>
@@ -99,6 +54,9 @@
       <w:r>
         <w:t>The first step is to establish what the data can support. For satisfaction, I exclude 3,449 missing ratings and one value of 60, using a working scale of 0–10. The age plot omits 10 missing ages. Each row has one supplied job category. I use the recorded numeric ages because their cleaning history is unknown.</w:t>
       </w:r>
+      <w:r>
+        <w:t xml:space="preserve"> Finally the only entry for “retired” was removed since it is out of the scope of the analysis. </w:t>
+      </w:r>
     </w:p>
     <w:p>
       <w:pPr>
@@ -125,7 +83,7 @@
                     <pic:cNvPicPr/>
                   </pic:nvPicPr>
                   <pic:blipFill>
-                    <a:blip r:embed="rId10"/>
+                    <a:blip r:embed="rId9"/>
                     <a:stretch>
                       <a:fillRect/>
                     </a:stretch>
@@ -151,7 +109,13 @@
         <w:pStyle w:val="Caption"/>
       </w:pPr>
       <w:r>
-        <w:t>The rankings immediately show why averages need context. Retired respondents lead satisfaction at 10/10, but that result rests on one rating. Financial analysts/engineers have a mean salary of $501,248 against a median of $87,249, suggesting strong influence from high earners. Figures 1–2 show the lowest two and highest three means; the notebook covers all 32 titles. Labels include valid counts.</w:t>
+        <w:t xml:space="preserve">The rankings immediately show why averages need context. </w:t>
+      </w:r>
+      <w:r>
+        <w:t>The data shows the</w:t>
+      </w:r>
+      <w:r>
+        <w:t>. Financial analysts/engineers have a mean salary of $501,248 against a median of $87,249, suggesting strong influence from high earners. Figures 1–2 show the lowest two and highest three means; the notebook covers all 32 titles. Labels include valid counts.</w:t>
       </w:r>
     </w:p>
     <w:p>
@@ -179,7 +143,7 @@
                     <pic:cNvPicPr/>
                   </pic:nvPicPr>
                   <pic:blipFill>
-                    <a:blip r:embed="rId11"/>
+                    <a:blip r:embed="rId10"/>
                     <a:stretch>
                       <a:fillRect/>
                     </a:stretch>
@@ -205,7 +169,15 @@
         <w:pStyle w:val="Caption"/>
       </w:pPr>
       <w:r>
-        <w:t>Figure 3 shows the full salary range, from $102 to $33.55 million, on a logarithmic axis. Five recorded ages fall outside 15–100 and warrant caution when interpreting the pattern. All nonmissing ages remain visible, and these display choices do not remove salaries from the statistical tests.</w:t>
+        <w:t xml:space="preserve">Figure 3 shows the full salary range, from $102 to $33.55 million, on a logarithmic axis. Five recorded ages fall outside 15–100 and warrant caution when interpreting the pattern. All </w:t>
+      </w:r>
+      <w:proofErr w:type="spellStart"/>
+      <w:r>
+        <w:t>nonmissing</w:t>
+      </w:r>
+      <w:proofErr w:type="spellEnd"/>
+      <w:r>
+        <w:t xml:space="preserve"> ages remain visible, and these display choices do not remove salaries from the statistical tests.</w:t>
       </w:r>
     </w:p>
     <w:p>
@@ -695,7 +667,39 @@
     </w:p>
     <w:p>
       <w:r>
-        <w:t>Is the mean gap consistent with equal population means? I test H₀: μR − μH = 0 against H₁: μR − μH ≠ 0 at α = 0.05. Using n − 1, the variances are sR² = 196,080,623,864.35 and sH² = 120,592,867,982.18 USD². The pooled calculation is:</w:t>
+        <w:t xml:space="preserve">Is the mean gap consistent with equal population means? I test H₀: </w:t>
+      </w:r>
+      <w:proofErr w:type="spellStart"/>
+      <w:r>
+        <w:t>μR</w:t>
+      </w:r>
+      <w:proofErr w:type="spellEnd"/>
+      <w:r>
+        <w:t xml:space="preserve"> − </w:t>
+      </w:r>
+      <w:proofErr w:type="spellStart"/>
+      <w:r>
+        <w:t>μH</w:t>
+      </w:r>
+      <w:proofErr w:type="spellEnd"/>
+      <w:r>
+        <w:t xml:space="preserve"> = 0 against H₁: </w:t>
+      </w:r>
+      <w:proofErr w:type="spellStart"/>
+      <w:r>
+        <w:t>μR</w:t>
+      </w:r>
+      <w:proofErr w:type="spellEnd"/>
+      <w:r>
+        <w:t xml:space="preserve"> − </w:t>
+      </w:r>
+      <w:proofErr w:type="spellStart"/>
+      <w:r>
+        <w:t>μH</w:t>
+      </w:r>
+      <w:proofErr w:type="spellEnd"/>
+      <w:r>
+        <w:t xml:space="preserve"> ≠ 0 at α = 0.05. Using n − 1, the variances are sR² = 196,080,623,864.35 and sH² = 120,592,867,982.18 USD². The pooled calculation is:</w:t>
       </w:r>
     </w:p>
     <w:p>
@@ -831,12 +835,14 @@
             <w:pPr>
               <w:spacing w:after="0"/>
             </w:pPr>
+            <w:proofErr w:type="spellStart"/>
             <w:r>
               <w:rPr>
                 <w:b/>
               </w:rPr>
               <w:t>df</w:t>
             </w:r>
+            <w:proofErr w:type="spellEnd"/>
           </w:p>
         </w:tc>
         <w:tc>
@@ -1237,7 +1243,7 @@
                     <pic:cNvPicPr/>
                   </pic:nvPicPr>
                   <pic:blipFill>
-                    <a:blip r:embed="rId12"/>
+                    <a:blip r:embed="rId11"/>
                     <a:stretch>
                       <a:fillRect/>
                     </a:stretch>
@@ -1376,19 +1382,7 @@
             <w:rPr>
               <w:rFonts w:ascii="Cambria Math" w:hAnsi="Cambria Math"/>
             </w:rPr>
-            <m:t xml:space="preserve">;   </m:t>
-          </m:r>
-          <m:r>
-            <w:rPr>
-              <w:rFonts w:ascii="Cambria Math" w:hAnsi="Cambria Math"/>
-            </w:rPr>
-            <m:t>z</m:t>
-          </m:r>
-          <m:r>
-            <w:rPr>
-              <w:rFonts w:ascii="Cambria Math" w:hAnsi="Cambria Math"/>
-            </w:rPr>
-            <m:t xml:space="preserve"> = (</m:t>
+            <m:t>;   z = (</m:t>
           </m:r>
           <m:sSup>
             <m:sSupPr>
@@ -1419,19 +1413,7 @@
             <w:rPr>
               <w:rFonts w:ascii="Cambria Math" w:hAnsi="Cambria Math"/>
             </w:rPr>
-            <m:t xml:space="preserve"> - </m:t>
-          </m:r>
-          <m:r>
-            <w:rPr>
-              <w:rFonts w:ascii="Cambria Math" w:hAnsi="Cambria Math"/>
-            </w:rPr>
-            <m:t>mean</m:t>
-          </m:r>
-          <m:r>
-            <w:rPr>
-              <w:rFonts w:ascii="Cambria Math" w:hAnsi="Cambria Math"/>
-            </w:rPr>
-            <m:t>(</m:t>
+            <m:t xml:space="preserve"> - mean(</m:t>
           </m:r>
           <m:sSup>
             <m:sSupPr>
@@ -1462,19 +1444,7 @@
             <w:rPr>
               <w:rFonts w:ascii="Cambria Math" w:hAnsi="Cambria Math"/>
             </w:rPr>
-            <m:t xml:space="preserve">)) / </m:t>
-          </m:r>
-          <m:r>
-            <w:rPr>
-              <w:rFonts w:ascii="Cambria Math" w:hAnsi="Cambria Math"/>
-            </w:rPr>
-            <m:t>SD</m:t>
-          </m:r>
-          <m:r>
-            <w:rPr>
-              <w:rFonts w:ascii="Cambria Math" w:hAnsi="Cambria Math"/>
-            </w:rPr>
-            <m:t>(</m:t>
+            <m:t>)) / SD(</m:t>
           </m:r>
           <m:sSup>
             <m:sSupPr>
@@ -1527,7 +1497,15 @@
     </w:p>
     <w:p>
       <w:r>
-        <w:t>The required pooled t-test on two arrays of 10,000 unshifted bootstrap means gives t = 255.542, df = 19,998 and p &lt; 10⁻³⁰⁰ (numerical underflow). It rejects at 0.05, but these simulations reuse the same respondents. Their nominal SE falls as 1/√B: more replications can reduce p without adding population evidence.</w:t>
+        <w:t xml:space="preserve">The required pooled t-test on two arrays of 10,000 unshifted bootstrap means gives t = 255.542, </w:t>
+      </w:r>
+      <w:proofErr w:type="spellStart"/>
+      <w:r>
+        <w:t>df</w:t>
+      </w:r>
+      <w:proofErr w:type="spellEnd"/>
+      <w:r>
+        <w:t xml:space="preserve"> = 19,998 and p &lt; 10⁻³⁰⁰ (numerical underflow). It rejects at 0.05, but these simulations reuse the same respondents. Their nominal SE falls as 1/√B: more replications can reduce p without adding population evidence.</w:t>
       </w:r>
     </w:p>
     <w:p>
@@ -2535,7 +2513,31 @@
     </w:p>
     <w:p>
       <w:r>
-        <w:t>To test the overall pattern, I compare H₀: μB = μM = μP with the alternative that at least one mean differs. ANOVA gives F(2, 4,360) = 17.4966 and p = 2.702×10⁻⁸, rejecting H₀ at 0.05. This does not identify which pairs differ. The exact F reference assumes independence, equal variances and normal errors. Skewness, unequal group sizes and a variance ratio of 2.94 (Levene p = 1.987×10⁻⁵) warrant caution. Welch ANOVA also rejects: F(2, 696.68) = 12.2065, p = 6.160×10⁻⁶.</w:t>
+        <w:t xml:space="preserve">To test the overall pattern, I compare H₀: </w:t>
+      </w:r>
+      <w:proofErr w:type="spellStart"/>
+      <w:r>
+        <w:t>μB</w:t>
+      </w:r>
+      <w:proofErr w:type="spellEnd"/>
+      <w:r>
+        <w:t xml:space="preserve"> = </w:t>
+      </w:r>
+      <w:proofErr w:type="spellStart"/>
+      <w:r>
+        <w:t>μM</w:t>
+      </w:r>
+      <w:proofErr w:type="spellEnd"/>
+      <w:r>
+        <w:t xml:space="preserve"> = </w:t>
+      </w:r>
+      <w:proofErr w:type="spellStart"/>
+      <w:r>
+        <w:t>μP</w:t>
+      </w:r>
+      <w:proofErr w:type="spellEnd"/>
+      <w:r>
+        <w:t xml:space="preserve"> with the alternative that at least one mean differs. ANOVA gives F(2, 4,360) = 17.4966 and p = 2.702×10⁻⁸, rejecting H₀ at 0.05. This does not identify which pairs differ. The exact F reference assumes independence, equal variances and normal errors. Skewness, unequal group sizes and a variance ratio of 2.94 (Levene p = 1.987×10⁻⁵) warrant caution. Welch ANOVA also rejects: F(2, 696.68) = 12.2065, p = 6.160×10⁻⁶.</w:t>
       </w:r>
     </w:p>
     <w:p>
@@ -2580,7 +2582,7 @@
                     <pic:cNvPicPr/>
                   </pic:nvPicPr>
                   <pic:blipFill>
-                    <a:blip r:embed="rId13"/>
+                    <a:blip r:embed="rId12"/>
                     <a:stretch>
                       <a:fillRect/>
                     </a:stretch>
@@ -2656,14 +2658,22 @@
     </w:p>
     <w:p>
       <w:r>
-        <w:t>OpenAI Codex assisted with analysis, drafting and editing; Python and Sites supported the dashboard. Actual prompts included “Create the written report”, “reduce it to 5 page” and “make it natural, and story telling”. This revision checked source consistency and rendered pages. Earlier checks covered notebook execution, manual/library agreement and dashboard behavior. Colab and private/incognito testing remain unverified; student review is still necessary.</w:t>
+        <w:t xml:space="preserve">OpenAI Codex assisted with analysis, drafting and editing; Python and Sites supported the dashboard. Actual prompts included “Create the written report”, “reduce it to 5 page” and “make it natural, and story telling”. This revision checked source consistency and rendered pages. Earlier checks covered notebook execution, manual/library agreement and dashboard behavior. </w:t>
+      </w:r>
+      <w:proofErr w:type="spellStart"/>
+      <w:r>
+        <w:t>Colab</w:t>
+      </w:r>
+      <w:proofErr w:type="spellEnd"/>
+      <w:r>
+        <w:t xml:space="preserve"> and private/incognito testing remain unverified; student review is still necessary.</w:t>
       </w:r>
     </w:p>
     <w:p>
       <w:r>
         <w:t xml:space="preserve">Sources: supplied assignment PDF, CSV and executed notebook; </w:t>
       </w:r>
-      <w:hyperlink r:id="rId14">
+      <w:hyperlink r:id="rId13">
         <w:r>
           <w:t>SciPy statistical tests</w:t>
         </w:r>
@@ -2671,7 +2681,7 @@
       <w:r>
         <w:t xml:space="preserve">; </w:t>
       </w:r>
-      <w:hyperlink r:id="rId15">
+      <w:hyperlink r:id="rId14">
         <w:r>
           <w:t>Shalizi, The Bootstrap §5.2.4</w:t>
         </w:r>
@@ -2679,9 +2689,17 @@
       <w:r>
         <w:t xml:space="preserve">; </w:t>
       </w:r>
-      <w:hyperlink r:id="rId16">
+      <w:hyperlink r:id="rId15">
         <w:r>
-          <w:t>official UofT logo source</w:t>
+          <w:t xml:space="preserve">official </w:t>
+        </w:r>
+        <w:proofErr w:type="spellStart"/>
+        <w:r>
+          <w:t>UofT</w:t>
+        </w:r>
+        <w:proofErr w:type="spellEnd"/>
+        <w:r>
+          <w:t xml:space="preserve"> logo source</w:t>
         </w:r>
       </w:hyperlink>
       <w:r>
@@ -2689,6 +2707,7 @@
       </w:r>
     </w:p>
     <w:sectPr>
+      <w:headerReference w:type="default" r:id="rId16"/>
       <w:footerReference w:type="default" r:id="rId17"/>
       <w:pgSz w:w="12240" w:h="15840"/>
       <w:pgMar w:top="1440" w:right="1440" w:bottom="1440" w:left="1440" w:header="648" w:footer="648" w:gutter="0"/>
@@ -2780,6 +2799,56 @@
     </w:p>
   </w:footnote>
 </w:footnotes>
+</file>
+
+<file path=word/header1.xml><?xml version="1.0" encoding="utf-8"?>
+<w:hdr xmlns:wpc="http://schemas.microsoft.com/office/word/2010/wordprocessingCanvas" xmlns:cx="http://schemas.microsoft.com/office/drawing/2014/chartex" xmlns:cx1="http://schemas.microsoft.com/office/drawing/2015/9/8/chartex" xmlns:cx2="http://schemas.microsoft.com/office/drawing/2015/10/21/chartex" xmlns:cx3="http://schemas.microsoft.com/office/drawing/2016/5/9/chartex" xmlns:cx4="http://schemas.microsoft.com/office/drawing/2016/5/10/chartex" xmlns:cx5="http://schemas.microsoft.com/office/drawing/2016/5/11/chartex" xmlns:cx6="http://schemas.microsoft.com/office/drawing/2016/5/12/chartex" xmlns:cx7="http://schemas.microsoft.com/office/drawing/2016/5/13/chartex" xmlns:cx8="http://schemas.microsoft.com/office/drawing/2016/5/14/chartex" xmlns:mc="http://schemas.openxmlformats.org/markup-compatibility/2006" xmlns:aink="http://schemas.microsoft.com/office/drawing/2016/ink" xmlns:am3d="http://schemas.microsoft.com/office/drawing/2017/model3d" xmlns:o="urn:schemas-microsoft-com:office:office" xmlns:oel="http://schemas.microsoft.com/office/2019/extlst" xmlns:r="http://schemas.openxmlformats.org/officeDocument/2006/relationships" xmlns:m="http://schemas.openxmlformats.org/officeDocument/2006/math" xmlns:v="urn:schemas-microsoft-com:vml" xmlns:wp14="http://schemas.microsoft.com/office/word/2010/wordprocessingDrawing" xmlns:wp="http://schemas.openxmlformats.org/drawingml/2006/wordprocessingDrawing" xmlns:w10="urn:schemas-microsoft-com:office:word" xmlns:w="http://schemas.openxmlformats.org/wordprocessingml/2006/main" xmlns:w14="http://schemas.microsoft.com/office/word/2010/wordml" xmlns:w15="http://schemas.microsoft.com/office/word/2012/wordml" xmlns:w16cex="http://schemas.microsoft.com/office/word/2018/wordml/cex" xmlns:w16cid="http://schemas.microsoft.com/office/word/2016/wordml/cid" xmlns:w16="http://schemas.microsoft.com/office/word/2018/wordml" xmlns:w16du="http://schemas.microsoft.com/office/word/2023/wordml/word16du" xmlns:w16sdtdh="http://schemas.microsoft.com/office/word/2020/wordml/sdtdatahash" xmlns:w16sdtfl="http://schemas.microsoft.com/office/word/2024/wordml/sdtformatlock" xmlns:w16se="http://schemas.microsoft.com/office/word/2015/wordml/symex" xmlns:wpg="http://schemas.microsoft.com/office/word/2010/wordprocessingGroup" xmlns:wpi="http://schemas.microsoft.com/office/word/2010/wordprocessingInk" xmlns:wne="http://schemas.microsoft.com/office/word/2006/wordml" xmlns:wps="http://schemas.microsoft.com/office/word/2010/wordprocessingShape" mc:Ignorable="w14 w15 w16se w16cid w16 w16cex w16sdtdh w16sdtfl w16du wp14">
+  <w:p>
+    <w:pPr>
+      <w:pStyle w:val="Header"/>
+    </w:pPr>
+    <w:r>
+      <w:rPr>
+        <w:noProof/>
+      </w:rPr>
+      <w:drawing>
+        <wp:inline distT="0" distB="0" distL="0" distR="0" wp14:anchorId="10AB1D1F" wp14:editId="03CE7439">
+          <wp:extent cx="1080655" cy="504869"/>
+          <wp:effectExtent l="0" t="0" r="0" b="0"/>
+          <wp:docPr id="6" name="Picture 6"/>
+          <wp:cNvGraphicFramePr>
+            <a:graphicFrameLocks xmlns:a="http://schemas.openxmlformats.org/drawingml/2006/main" noChangeAspect="1"/>
+          </wp:cNvGraphicFramePr>
+          <a:graphic xmlns:a="http://schemas.openxmlformats.org/drawingml/2006/main">
+            <a:graphicData uri="http://schemas.openxmlformats.org/drawingml/2006/picture">
+              <pic:pic xmlns:pic="http://schemas.openxmlformats.org/drawingml/2006/picture">
+                <pic:nvPicPr>
+                  <pic:cNvPr id="0" name="image.png"/>
+                  <pic:cNvPicPr/>
+                </pic:nvPicPr>
+                <pic:blipFill>
+                  <a:blip r:embed="rId1"/>
+                  <a:stretch>
+                    <a:fillRect/>
+                  </a:stretch>
+                </pic:blipFill>
+                <pic:spPr>
+                  <a:xfrm>
+                    <a:off x="0" y="0"/>
+                    <a:ext cx="1148069" cy="536364"/>
+                  </a:xfrm>
+                  <a:prstGeom prst="rect">
+                    <a:avLst/>
+                  </a:prstGeom>
+                </pic:spPr>
+              </pic:pic>
+            </a:graphicData>
+          </a:graphic>
+        </wp:inline>
+      </w:drawing>
+    </w:r>
+  </w:p>
+</w:hdr>
 </file>
 
 <file path=word/numbering.xml><?xml version="1.0" encoding="utf-8"?>
